--- a/Research_Archive/WS1/docx/SIC_WS1-v1.0_Sector04_Blue-Economy-and-Fisheries.docx
+++ b/Research_Archive/WS1/docx/SIC_WS1-v1.0_Sector04_Blue-Economy-and-Fisheries.docx
@@ -534,7 +534,7 @@
     </w:p>
     <w:bookmarkEnd w:id="21"/>
     <w:bookmarkEnd w:id="22"/>
-    <w:bookmarkStart w:id="48" w:name="sector-4-blue-economy-and-fisheries"/>
+    <w:bookmarkStart w:id="54" w:name="sector-4-blue-economy-and-fisheries"/>
     <w:p>
       <w:pPr>
         <w:pStyle w:val="Heading1"/>
@@ -543,7 +543,7 @@
         <w:t xml:space="preserve">Sector 4 — Blue economy and fisheries</w:t>
       </w:r>
     </w:p>
-    <w:bookmarkStart w:id="24" w:name="part-1-market-structure-and-size"/>
+    <w:bookmarkStart w:id="27" w:name="part-1-market-structure-and-size"/>
     <w:p>
       <w:pPr>
         <w:pStyle w:val="Heading2"/>
@@ -558,6 +558,7 @@
           <w:ilvl w:val="0"/>
           <w:numId w:val="1002"/>
         </w:numPr>
+        <w:pStyle w:val="Compact"/>
       </w:pPr>
       <w:r>
         <w:rPr>
@@ -720,9 +721,64 @@
     </w:p>
     <w:p>
       <w:pPr>
-        <w:numPr>
-          <w:ilvl w:val="0"/>
-          <w:numId w:val="1002"/>
+        <w:pStyle w:val="CaptionedFigure"/>
+      </w:pPr>
+      <w:r>
+        <w:drawing>
+          <wp:inline>
+            <wp:extent cx="5334000" cy="3171567"/>
+            <wp:effectExtent b="0" l="0" r="0" t="0"/>
+            <wp:docPr descr="Figure 1. Fisheries’ share of GDP: three of the five contested figures" title="" id="25" name="Picture"/>
+            <a:graphic>
+              <a:graphicData uri="http://schemas.openxmlformats.org/drawingml/2006/picture">
+                <pic:pic>
+                  <pic:nvPicPr>
+                    <pic:cNvPr descr="/home/user/felei/Research_Archive/WS1/docx/figures/s4_fig2_fisheries_gdp.png" id="26" name="Picture"/>
+                    <pic:cNvPicPr>
+                      <a:picLocks noChangeArrowheads="1" noChangeAspect="1"/>
+                    </pic:cNvPicPr>
+                  </pic:nvPicPr>
+                  <pic:blipFill>
+                    <a:blip r:embed="rId24"/>
+                    <a:stretch>
+                      <a:fillRect/>
+                    </a:stretch>
+                  </pic:blipFill>
+                  <pic:spPr bwMode="auto">
+                    <a:xfrm>
+                      <a:off x="0" y="0"/>
+                      <a:ext cx="5334000" cy="3171567"/>
+                    </a:xfrm>
+                    <a:prstGeom prst="rect">
+                      <a:avLst/>
+                    </a:prstGeom>
+                    <a:noFill/>
+                    <a:ln w="9525">
+                      <a:noFill/>
+                      <a:headEnd/>
+                      <a:tailEnd/>
+                    </a:ln>
+                  </pic:spPr>
+                </pic:pic>
+              </a:graphicData>
+            </a:graphic>
+          </wp:inline>
+        </w:drawing>
+      </w:r>
+    </w:p>
+    <w:p>
+      <w:pPr>
+        <w:pStyle w:val="ImageCaption"/>
+      </w:pPr>
+      <w:r>
+        <w:t xml:space="preserve">Figure 1. Fisheries’ share of GDP: three of the five contested figures</w:t>
+      </w:r>
+    </w:p>
+    <w:p>
+      <w:pPr>
+        <w:numPr>
+          <w:ilvl w:val="0"/>
+          <w:numId w:val="1003"/>
         </w:numPr>
       </w:pPr>
       <w:r>
@@ -817,7 +873,7 @@
       <w:pPr>
         <w:numPr>
           <w:ilvl w:val="0"/>
-          <w:numId w:val="1002"/>
+          <w:numId w:val="1003"/>
         </w:numPr>
       </w:pPr>
       <w:r>
@@ -880,7 +936,7 @@
       <w:pPr>
         <w:numPr>
           <w:ilvl w:val="0"/>
-          <w:numId w:val="1002"/>
+          <w:numId w:val="1003"/>
         </w:numPr>
       </w:pPr>
       <w:r>
@@ -985,7 +1041,7 @@
       <w:pPr>
         <w:numPr>
           <w:ilvl w:val="0"/>
-          <w:numId w:val="1002"/>
+          <w:numId w:val="1003"/>
         </w:numPr>
       </w:pPr>
       <w:r>
@@ -1070,8 +1126,8 @@
         <w:t xml:space="preserve">(a named, pilot-stage commercial aquaculture venture). This is a material correction to the existing draft’s visibility-boundary claim, not a minor addition.</w:t>
       </w:r>
     </w:p>
-    <w:bookmarkEnd w:id="24"/>
-    <w:bookmarkStart w:id="28" w:name="part-2-the-structural-problem"/>
+    <w:bookmarkEnd w:id="27"/>
+    <w:bookmarkStart w:id="34" w:name="part-2-the-structural-problem"/>
     <w:p>
       <w:pPr>
         <w:pStyle w:val="Heading2"/>
@@ -1084,8 +1140,9 @@
       <w:pPr>
         <w:numPr>
           <w:ilvl w:val="0"/>
-          <w:numId w:val="1003"/>
-        </w:numPr>
+          <w:numId w:val="1004"/>
+        </w:numPr>
+        <w:pStyle w:val="Compact"/>
       </w:pPr>
       <w:r>
         <w:rPr>
@@ -1184,7 +1241,7 @@
       <w:r>
         <w:t xml:space="preserve"> </w:t>
       </w:r>
-      <w:hyperlink r:id="rId25">
+      <w:hyperlink r:id="rId28">
         <w:r>
           <w:rPr>
             <w:rStyle w:val="Hyperlink"/>
@@ -1234,7 +1291,7 @@
       <w:r>
         <w:t xml:space="preserve"> </w:t>
       </w:r>
-      <w:hyperlink r:id="rId26">
+      <w:hyperlink r:id="rId29">
         <w:r>
           <w:rPr>
             <w:rStyle w:val="Hyperlink"/>
@@ -1264,9 +1321,64 @@
     </w:p>
     <w:p>
       <w:pPr>
-        <w:numPr>
-          <w:ilvl w:val="0"/>
-          <w:numId w:val="1003"/>
+        <w:pStyle w:val="CaptionedFigure"/>
+      </w:pPr>
+      <w:r>
+        <w:drawing>
+          <wp:inline>
+            <wp:extent cx="5334000" cy="3171567"/>
+            <wp:effectExtent b="0" l="0" r="0" t="0"/>
+            <wp:docPr descr="Figure 2. Sierra Leone captures well under half its fisheries revenue potential" title="" id="31" name="Picture"/>
+            <a:graphic>
+              <a:graphicData uri="http://schemas.openxmlformats.org/drawingml/2006/picture">
+                <pic:pic>
+                  <pic:nvPicPr>
+                    <pic:cNvPr descr="/home/user/felei/Research_Archive/WS1/docx/figures/s4_fig1_iuu_leakage.png" id="32" name="Picture"/>
+                    <pic:cNvPicPr>
+                      <a:picLocks noChangeArrowheads="1" noChangeAspect="1"/>
+                    </pic:cNvPicPr>
+                  </pic:nvPicPr>
+                  <pic:blipFill>
+                    <a:blip r:embed="rId30"/>
+                    <a:stretch>
+                      <a:fillRect/>
+                    </a:stretch>
+                  </pic:blipFill>
+                  <pic:spPr bwMode="auto">
+                    <a:xfrm>
+                      <a:off x="0" y="0"/>
+                      <a:ext cx="5334000" cy="3171567"/>
+                    </a:xfrm>
+                    <a:prstGeom prst="rect">
+                      <a:avLst/>
+                    </a:prstGeom>
+                    <a:noFill/>
+                    <a:ln w="9525">
+                      <a:noFill/>
+                      <a:headEnd/>
+                      <a:tailEnd/>
+                    </a:ln>
+                  </pic:spPr>
+                </pic:pic>
+              </a:graphicData>
+            </a:graphic>
+          </wp:inline>
+        </w:drawing>
+      </w:r>
+    </w:p>
+    <w:p>
+      <w:pPr>
+        <w:pStyle w:val="ImageCaption"/>
+      </w:pPr>
+      <w:r>
+        <w:t xml:space="preserve">Figure 2. Sierra Leone captures well under half its fisheries revenue potential</w:t>
+      </w:r>
+    </w:p>
+    <w:p>
+      <w:pPr>
+        <w:numPr>
+          <w:ilvl w:val="0"/>
+          <w:numId w:val="1005"/>
         </w:numPr>
       </w:pPr>
       <w:r>
@@ -1295,7 +1407,7 @@
       <w:r>
         <w:t xml:space="preserve"> </w:t>
       </w:r>
-      <w:hyperlink r:id="rId25">
+      <w:hyperlink r:id="rId28">
         <w:r>
           <w:rPr>
             <w:rStyle w:val="Hyperlink"/>
@@ -1324,7 +1436,7 @@
       <w:pPr>
         <w:numPr>
           <w:ilvl w:val="0"/>
-          <w:numId w:val="1003"/>
+          <w:numId w:val="1005"/>
         </w:numPr>
       </w:pPr>
       <w:r>
@@ -1343,7 +1455,7 @@
       <w:r>
         <w:t xml:space="preserve"> </w:t>
       </w:r>
-      <w:hyperlink r:id="rId27">
+      <w:hyperlink r:id="rId33">
         <w:r>
           <w:rPr>
             <w:rStyle w:val="Hyperlink"/>
@@ -1371,8 +1483,8 @@
         <w:t xml:space="preserve">.</w:t>
       </w:r>
     </w:p>
-    <w:bookmarkEnd w:id="28"/>
-    <w:bookmarkStart w:id="34" w:name="part-3-is-this-sector-investable-now"/>
+    <w:bookmarkEnd w:id="34"/>
+    <w:bookmarkStart w:id="40" w:name="part-3-is-this-sector-investable-now"/>
     <w:p>
       <w:pPr>
         <w:pStyle w:val="Heading2"/>
@@ -1451,7 +1563,7 @@
       <w:pPr>
         <w:numPr>
           <w:ilvl w:val="0"/>
-          <w:numId w:val="1004"/>
+          <w:numId w:val="1006"/>
         </w:numPr>
       </w:pPr>
       <w:r>
@@ -1538,7 +1650,7 @@
       <w:r>
         <w:t xml:space="preserve"> </w:t>
       </w:r>
-      <w:hyperlink r:id="rId29">
+      <w:hyperlink r:id="rId35">
         <w:r>
           <w:rPr>
             <w:rStyle w:val="Hyperlink"/>
@@ -1552,7 +1664,7 @@
       <w:r>
         <w:t xml:space="preserve"> </w:t>
       </w:r>
-      <w:hyperlink r:id="rId30">
+      <w:hyperlink r:id="rId36">
         <w:r>
           <w:rPr>
             <w:rStyle w:val="Hyperlink"/>
@@ -1584,7 +1696,7 @@
       <w:pPr>
         <w:numPr>
           <w:ilvl w:val="0"/>
-          <w:numId w:val="1004"/>
+          <w:numId w:val="1006"/>
         </w:numPr>
       </w:pPr>
       <w:r>
@@ -1662,7 +1774,7 @@
       <w:r>
         <w:t xml:space="preserve"> </w:t>
       </w:r>
-      <w:hyperlink r:id="rId31">
+      <w:hyperlink r:id="rId37">
         <w:r>
           <w:rPr>
             <w:rStyle w:val="Hyperlink"/>
@@ -1723,7 +1835,7 @@
       <w:pPr>
         <w:numPr>
           <w:ilvl w:val="0"/>
-          <w:numId w:val="1004"/>
+          <w:numId w:val="1006"/>
         </w:numPr>
       </w:pPr>
       <w:r>
@@ -1742,7 +1854,7 @@
       <w:r>
         <w:t xml:space="preserve"> </w:t>
       </w:r>
-      <w:hyperlink r:id="rId32">
+      <w:hyperlink r:id="rId38">
         <w:r>
           <w:rPr>
             <w:rStyle w:val="Hyperlink"/>
@@ -1823,7 +1935,7 @@
       <w:pPr>
         <w:numPr>
           <w:ilvl w:val="0"/>
-          <w:numId w:val="1004"/>
+          <w:numId w:val="1006"/>
         </w:numPr>
       </w:pPr>
       <w:r>
@@ -1889,7 +2001,7 @@
       <w:r>
         <w:t xml:space="preserve"> </w:t>
       </w:r>
-      <w:hyperlink r:id="rId33">
+      <w:hyperlink r:id="rId39">
         <w:r>
           <w:rPr>
             <w:rStyle w:val="Hyperlink"/>
@@ -1961,7 +2073,7 @@
       <w:pPr>
         <w:numPr>
           <w:ilvl w:val="0"/>
-          <w:numId w:val="1004"/>
+          <w:numId w:val="1006"/>
         </w:numPr>
       </w:pPr>
       <w:r>
@@ -2014,7 +2126,7 @@
       <w:pPr>
         <w:numPr>
           <w:ilvl w:val="0"/>
-          <w:numId w:val="1004"/>
+          <w:numId w:val="1006"/>
         </w:numPr>
       </w:pPr>
       <w:r>
@@ -2045,7 +2157,7 @@
       <w:pPr>
         <w:numPr>
           <w:ilvl w:val="0"/>
-          <w:numId w:val="1004"/>
+          <w:numId w:val="1006"/>
         </w:numPr>
       </w:pPr>
       <w:r>
@@ -2072,8 +2184,8 @@
         <w:t xml:space="preserve">on any subsequent sale, IPO, or write-off of the Sierra Investment Fund’s 2008 position in Sierra Fishing Company — a specific, high-value gap for Stage 2 (it would show whether this kind of transaction actually returns capital in Sierra Leone, which is exactly the question WS5 needs answered). No other regional M&amp;A or exit data for blue-economy assets was identified in this pass.</w:t>
       </w:r>
     </w:p>
-    <w:bookmarkEnd w:id="34"/>
-    <w:bookmarkStart w:id="35" w:name="part-4-capital-and-instrument-fit"/>
+    <w:bookmarkEnd w:id="40"/>
+    <w:bookmarkStart w:id="41" w:name="part-4-capital-and-instrument-fit"/>
     <w:p>
       <w:pPr>
         <w:pStyle w:val="Heading2"/>
@@ -2086,7 +2198,7 @@
       <w:pPr>
         <w:numPr>
           <w:ilvl w:val="0"/>
-          <w:numId w:val="1005"/>
+          <w:numId w:val="1007"/>
         </w:numPr>
       </w:pPr>
       <w:r>
@@ -2107,7 +2219,7 @@
       <w:pPr>
         <w:numPr>
           <w:ilvl w:val="0"/>
-          <w:numId w:val="1005"/>
+          <w:numId w:val="1007"/>
         </w:numPr>
       </w:pPr>
       <w:r>
@@ -2128,7 +2240,7 @@
       <w:pPr>
         <w:numPr>
           <w:ilvl w:val="0"/>
-          <w:numId w:val="1005"/>
+          <w:numId w:val="1007"/>
         </w:numPr>
       </w:pPr>
       <w:r>
@@ -2183,7 +2295,7 @@
       <w:pPr>
         <w:numPr>
           <w:ilvl w:val="0"/>
-          <w:numId w:val="1005"/>
+          <w:numId w:val="1007"/>
         </w:numPr>
       </w:pPr>
       <w:r>
@@ -2246,7 +2358,7 @@
       <w:pPr>
         <w:numPr>
           <w:ilvl w:val="0"/>
-          <w:numId w:val="1005"/>
+          <w:numId w:val="1007"/>
         </w:numPr>
       </w:pPr>
       <w:r>
@@ -2279,8 +2391,8 @@
         <w:t xml:space="preserve">(Part 2) functions as a real, evidenced market-size signal for any investable enforcement, traceability, or MCS-support business model — a materially more useful number than the existing draft had available.</w:t>
       </w:r>
     </w:p>
-    <w:bookmarkEnd w:id="35"/>
-    <w:bookmarkStart w:id="37" w:name="part-5-employment-and-job-readiness"/>
+    <w:bookmarkEnd w:id="41"/>
+    <w:bookmarkStart w:id="43" w:name="part-5-employment-and-job-readiness"/>
     <w:p>
       <w:pPr>
         <w:pStyle w:val="Heading2"/>
@@ -2293,7 +2405,7 @@
       <w:pPr>
         <w:numPr>
           <w:ilvl w:val="0"/>
-          <w:numId w:val="1006"/>
+          <w:numId w:val="1008"/>
         </w:numPr>
       </w:pPr>
       <w:r>
@@ -2350,7 +2462,7 @@
       <w:r>
         <w:t xml:space="preserve"> </w:t>
       </w:r>
-      <w:hyperlink r:id="rId36">
+      <w:hyperlink r:id="rId42">
         <w:r>
           <w:rPr>
             <w:rStyle w:val="Hyperlink"/>
@@ -2450,7 +2562,7 @@
       <w:pPr>
         <w:numPr>
           <w:ilvl w:val="0"/>
-          <w:numId w:val="1006"/>
+          <w:numId w:val="1008"/>
         </w:numPr>
       </w:pPr>
       <w:r>
@@ -2510,7 +2622,7 @@
       <w:pPr>
         <w:numPr>
           <w:ilvl w:val="0"/>
-          <w:numId w:val="1006"/>
+          <w:numId w:val="1008"/>
         </w:numPr>
       </w:pPr>
       <w:r>
@@ -2549,7 +2661,7 @@
       <w:pPr>
         <w:numPr>
           <w:ilvl w:val="0"/>
-          <w:numId w:val="1006"/>
+          <w:numId w:val="1008"/>
         </w:numPr>
       </w:pPr>
       <w:r>
@@ -2576,8 +2688,8 @@
         <w:t xml:space="preserve">specific to this sector.</w:t>
       </w:r>
     </w:p>
-    <w:bookmarkEnd w:id="37"/>
-    <w:bookmarkStart w:id="39" w:name="X1fb53e779b6e79c585e3690dd6a2948dcd0c556"/>
+    <w:bookmarkEnd w:id="43"/>
+    <w:bookmarkStart w:id="45" w:name="X1fb53e779b6e79c585e3690dd6a2948dcd0c556"/>
     <w:p>
       <w:pPr>
         <w:pStyle w:val="Heading2"/>
@@ -2590,7 +2702,7 @@
       <w:pPr>
         <w:numPr>
           <w:ilvl w:val="0"/>
-          <w:numId w:val="1007"/>
+          <w:numId w:val="1009"/>
         </w:numPr>
       </w:pPr>
       <w:r>
@@ -2637,7 +2749,7 @@
       <w:pPr>
         <w:numPr>
           <w:ilvl w:val="0"/>
-          <w:numId w:val="1007"/>
+          <w:numId w:val="1009"/>
         </w:numPr>
       </w:pPr>
       <w:r>
@@ -2669,7 +2781,7 @@
       <w:r>
         <w:t xml:space="preserve"> </w:t>
       </w:r>
-      <w:hyperlink r:id="rId38">
+      <w:hyperlink r:id="rId44">
         <w:r>
           <w:rPr>
             <w:rStyle w:val="Hyperlink"/>
@@ -2701,7 +2813,7 @@
       <w:pPr>
         <w:numPr>
           <w:ilvl w:val="0"/>
-          <w:numId w:val="1007"/>
+          <w:numId w:val="1009"/>
         </w:numPr>
       </w:pPr>
       <w:r>
@@ -2738,7 +2850,7 @@
       <w:pPr>
         <w:numPr>
           <w:ilvl w:val="0"/>
-          <w:numId w:val="1007"/>
+          <w:numId w:val="1009"/>
         </w:numPr>
       </w:pPr>
       <w:r>
@@ -2773,8 +2885,8 @@
         <w:t xml:space="preserve">status (see Part 7 — this is now the single most material regulatory risk identified for this sector); continued enforcement improvement to close the leakage gap; and at least one more pioneer-stage aquaculture success beyond Eden Aqua to prove the model is replicable, not a one-off.</w:t>
       </w:r>
     </w:p>
-    <w:bookmarkEnd w:id="39"/>
-    <w:bookmarkStart w:id="41" w:name="part-7-enabling-environment"/>
+    <w:bookmarkEnd w:id="45"/>
+    <w:bookmarkStart w:id="47" w:name="part-7-enabling-environment"/>
     <w:p>
       <w:pPr>
         <w:pStyle w:val="Heading2"/>
@@ -2787,7 +2899,7 @@
       <w:pPr>
         <w:numPr>
           <w:ilvl w:val="0"/>
-          <w:numId w:val="1008"/>
+          <w:numId w:val="1010"/>
         </w:numPr>
       </w:pPr>
       <w:r>
@@ -2873,7 +2985,7 @@
       <w:r>
         <w:t xml:space="preserve"> </w:t>
       </w:r>
-      <w:hyperlink r:id="rId40">
+      <w:hyperlink r:id="rId46">
         <w:r>
           <w:rPr>
             <w:rStyle w:val="Hyperlink"/>
@@ -2914,7 +3026,7 @@
       <w:pPr>
         <w:numPr>
           <w:ilvl w:val="0"/>
-          <w:numId w:val="1008"/>
+          <w:numId w:val="1010"/>
         </w:numPr>
       </w:pPr>
       <w:r>
@@ -2974,7 +3086,7 @@
       <w:pPr>
         <w:numPr>
           <w:ilvl w:val="0"/>
-          <w:numId w:val="1008"/>
+          <w:numId w:val="1010"/>
         </w:numPr>
       </w:pPr>
       <w:r>
@@ -3027,7 +3139,7 @@
       <w:pPr>
         <w:numPr>
           <w:ilvl w:val="0"/>
-          <w:numId w:val="1008"/>
+          <w:numId w:val="1010"/>
         </w:numPr>
       </w:pPr>
       <w:r>
@@ -3112,8 +3224,8 @@
         <w:t xml:space="preserve">: it would be an error to cite ProFishBlue as evidence of AfDB fisheries investment in Sierra Leone specifically.</w:t>
       </w:r>
     </w:p>
-    <w:bookmarkEnd w:id="41"/>
-    <w:bookmarkStart w:id="45" w:name="part-8-comparative-evidence"/>
+    <w:bookmarkEnd w:id="47"/>
+    <w:bookmarkStart w:id="51" w:name="part-8-comparative-evidence"/>
     <w:p>
       <w:pPr>
         <w:pStyle w:val="Heading2"/>
@@ -3126,7 +3238,7 @@
       <w:pPr>
         <w:numPr>
           <w:ilvl w:val="0"/>
-          <w:numId w:val="1009"/>
+          <w:numId w:val="1011"/>
         </w:numPr>
       </w:pPr>
       <w:r>
@@ -3216,7 +3328,7 @@
       <w:r>
         <w:t xml:space="preserve"> </w:t>
       </w:r>
-      <w:hyperlink r:id="rId42">
+      <w:hyperlink r:id="rId48">
         <w:r>
           <w:rPr>
             <w:rStyle w:val="Hyperlink"/>
@@ -3230,7 +3342,7 @@
       <w:r>
         <w:t xml:space="preserve"> </w:t>
       </w:r>
-      <w:hyperlink r:id="rId43">
+      <w:hyperlink r:id="rId49">
         <w:r>
           <w:rPr>
             <w:rStyle w:val="Hyperlink"/>
@@ -3276,7 +3388,7 @@
       <w:r>
         <w:t xml:space="preserve"> </w:t>
       </w:r>
-      <w:hyperlink r:id="rId44">
+      <w:hyperlink r:id="rId50">
         <w:r>
           <w:rPr>
             <w:rStyle w:val="Hyperlink"/>
@@ -3308,7 +3420,7 @@
       <w:pPr>
         <w:numPr>
           <w:ilvl w:val="0"/>
-          <w:numId w:val="1009"/>
+          <w:numId w:val="1011"/>
         </w:numPr>
       </w:pPr>
       <w:r>
@@ -3375,7 +3487,7 @@
       <w:pPr>
         <w:numPr>
           <w:ilvl w:val="0"/>
-          <w:numId w:val="1009"/>
+          <w:numId w:val="1011"/>
         </w:numPr>
       </w:pPr>
       <w:r>
@@ -3501,8 +3613,8 @@
         </w:pict>
       </w:r>
     </w:p>
-    <w:bookmarkEnd w:id="45"/>
-    <w:bookmarkStart w:id="46" w:name="X8ffc0814bf06bc0cb65d9e9e00984e3aa907911"/>
+    <w:bookmarkEnd w:id="51"/>
+    <w:bookmarkStart w:id="52" w:name="X8ffc0814bf06bc0cb65d9e9e00984e3aa907911"/>
     <w:p>
       <w:pPr>
         <w:pStyle w:val="Heading2"/>
@@ -3515,7 +3627,7 @@
       <w:pPr>
         <w:numPr>
           <w:ilvl w:val="0"/>
-          <w:numId w:val="1010"/>
+          <w:numId w:val="1012"/>
         </w:numPr>
         <w:pStyle w:val="Compact"/>
       </w:pPr>
@@ -3585,7 +3697,7 @@
       <w:pPr>
         <w:numPr>
           <w:ilvl w:val="0"/>
-          <w:numId w:val="1010"/>
+          <w:numId w:val="1012"/>
         </w:numPr>
         <w:pStyle w:val="Compact"/>
       </w:pPr>
@@ -3639,7 +3751,7 @@
       <w:pPr>
         <w:numPr>
           <w:ilvl w:val="0"/>
-          <w:numId w:val="1010"/>
+          <w:numId w:val="1012"/>
         </w:numPr>
         <w:pStyle w:val="Compact"/>
       </w:pPr>
@@ -3677,7 +3789,7 @@
       <w:pPr>
         <w:numPr>
           <w:ilvl w:val="0"/>
-          <w:numId w:val="1010"/>
+          <w:numId w:val="1012"/>
         </w:numPr>
         <w:pStyle w:val="Compact"/>
       </w:pPr>
@@ -3714,7 +3826,7 @@
       <w:pPr>
         <w:numPr>
           <w:ilvl w:val="0"/>
-          <w:numId w:val="1010"/>
+          <w:numId w:val="1012"/>
         </w:numPr>
         <w:pStyle w:val="Compact"/>
       </w:pPr>
@@ -3748,7 +3860,7 @@
       <w:pPr>
         <w:numPr>
           <w:ilvl w:val="0"/>
-          <w:numId w:val="1010"/>
+          <w:numId w:val="1012"/>
         </w:numPr>
         <w:pStyle w:val="Compact"/>
       </w:pPr>
@@ -3800,7 +3912,7 @@
       <w:pPr>
         <w:numPr>
           <w:ilvl w:val="0"/>
-          <w:numId w:val="1010"/>
+          <w:numId w:val="1012"/>
         </w:numPr>
         <w:pStyle w:val="Compact"/>
       </w:pPr>
@@ -3818,8 +3930,8 @@
         <w:t xml:space="preserve">the mangrove-wood-fuel finding (Part 5) creates a direct resource-use tension with Sector 2’s West Africa Blue mangrove-carbon project — recommend this be raised as a specific discussion item, not filed separately under each sector.</w:t>
       </w:r>
     </w:p>
-    <w:bookmarkEnd w:id="46"/>
-    <w:bookmarkStart w:id="47" w:name="X8f1fbefe9f4dac178853be51bc61ca13ab6ccfa"/>
+    <w:bookmarkEnd w:id="52"/>
+    <w:bookmarkStart w:id="53" w:name="X8f1fbefe9f4dac178853be51bc61ca13ab6ccfa"/>
     <w:p>
       <w:pPr>
         <w:pStyle w:val="Heading2"/>
@@ -3850,7 +3962,7 @@
       <w:pPr>
         <w:numPr>
           <w:ilvl w:val="0"/>
-          <w:numId w:val="1011"/>
+          <w:numId w:val="1013"/>
         </w:numPr>
         <w:pStyle w:val="Compact"/>
       </w:pPr>
@@ -3862,7 +3974,7 @@
       <w:pPr>
         <w:numPr>
           <w:ilvl w:val="0"/>
-          <w:numId w:val="1011"/>
+          <w:numId w:val="1013"/>
         </w:numPr>
         <w:pStyle w:val="Compact"/>
       </w:pPr>
@@ -3874,7 +3986,7 @@
       <w:pPr>
         <w:numPr>
           <w:ilvl w:val="0"/>
-          <w:numId w:val="1011"/>
+          <w:numId w:val="1013"/>
         </w:numPr>
         <w:pStyle w:val="Compact"/>
       </w:pPr>
@@ -3886,7 +3998,7 @@
       <w:pPr>
         <w:numPr>
           <w:ilvl w:val="0"/>
-          <w:numId w:val="1011"/>
+          <w:numId w:val="1013"/>
         </w:numPr>
         <w:pStyle w:val="Compact"/>
       </w:pPr>
@@ -3898,7 +4010,7 @@
       <w:pPr>
         <w:numPr>
           <w:ilvl w:val="0"/>
-          <w:numId w:val="1011"/>
+          <w:numId w:val="1013"/>
         </w:numPr>
         <w:pStyle w:val="Compact"/>
       </w:pPr>
@@ -3910,7 +4022,7 @@
       <w:pPr>
         <w:numPr>
           <w:ilvl w:val="0"/>
-          <w:numId w:val="1011"/>
+          <w:numId w:val="1013"/>
         </w:numPr>
         <w:pStyle w:val="Compact"/>
       </w:pPr>
@@ -3922,7 +4034,7 @@
       <w:pPr>
         <w:numPr>
           <w:ilvl w:val="0"/>
-          <w:numId w:val="1011"/>
+          <w:numId w:val="1013"/>
         </w:numPr>
         <w:pStyle w:val="Compact"/>
       </w:pPr>
@@ -3934,7 +4046,7 @@
       <w:pPr>
         <w:numPr>
           <w:ilvl w:val="0"/>
-          <w:numId w:val="1011"/>
+          <w:numId w:val="1013"/>
         </w:numPr>
         <w:pStyle w:val="Compact"/>
       </w:pPr>
@@ -3942,8 +4054,8 @@
         <w:t xml:space="preserve">Reconcile the national annual catch figure against Sierra Fishing Company’s own stated catch scale — determine whether these are measuring the same or different segments of the industry.</w:t>
       </w:r>
     </w:p>
-    <w:bookmarkEnd w:id="47"/>
-    <w:bookmarkEnd w:id="48"/>
+    <w:bookmarkEnd w:id="53"/>
+    <w:bookmarkEnd w:id="54"/>
     <w:sectPr/>
   </w:body>
 </w:document>
@@ -4245,6 +4357,12 @@
     <w:abstractNumId w:val="991"/>
   </w:num>
   <w:num w:numId="1011">
+    <w:abstractNumId w:val="991"/>
+  </w:num>
+  <w:num w:numId="1012">
+    <w:abstractNumId w:val="991"/>
+  </w:num>
+  <w:num w:numId="1013">
     <w:abstractNumId w:val="99411"/>
     <w:lvlOverride w:ilvl="0">
       <w:startOverride w:val="1"/>
